--- a/DXV-FRE-007_RFFilespec-Headerless-Alignment.docx
+++ b/DXV-FRE-007_RFFilespec-Headerless-Alignment.docx
@@ -85,7 +85,6 @@
     </w:p>
     <w:tbl>
       <w:tblPr>
-        <w:tblW w:type="auto" w:w="0"/>
         <w:jc w:val="center"/>
         <w:tblLook w:firstColumn="1" w:firstRow="1" w:lastColumn="0" w:lastRow="0" w:noHBand="0" w:noVBand="1" w:val="04A0"/>
         <w:tblLayout w:type="fixed"/>
@@ -97,17 +96,18 @@
           <w:insideH w:val="single" w:sz="8" w:space="0" w:color="FFFFFF"/>
           <w:insideV w:val="single" w:sz="8" w:space="0" w:color="FFFFFF"/>
         </w:tblBorders>
+        <w:tblW w:w="10296" w:type="dxa"/>
       </w:tblPr>
       <w:tblGrid>
-        <w:gridCol w:w="2592"/>
-        <w:gridCol w:w="2592"/>
-        <w:gridCol w:w="2592"/>
-        <w:gridCol w:w="2592"/>
+        <w:gridCol w:w="1944"/>
+        <w:gridCol w:w="4320"/>
+        <w:gridCol w:w="1944"/>
+        <w:gridCol w:w="2088"/>
       </w:tblGrid>
       <w:tr>
         <w:tc>
           <w:tcPr>
-            <w:tcW w:type="dxa" w:w="1944"/>
+            <w:tcW w:w="1944" w:type="dxa"/>
             <w:tcMar>
               <w:top w:w="60" w:type="dxa"/>
               <w:bottom w:w="60" w:type="dxa"/>
@@ -135,7 +135,7 @@
         </w:tc>
         <w:tc>
           <w:tcPr>
-            <w:tcW w:type="dxa" w:w="4320"/>
+            <w:tcW w:w="4320" w:type="dxa"/>
             <w:tcMar>
               <w:top w:w="60" w:type="dxa"/>
               <w:bottom w:w="60" w:type="dxa"/>
@@ -162,7 +162,7 @@
         </w:tc>
         <w:tc>
           <w:tcPr>
-            <w:tcW w:type="dxa" w:w="1944"/>
+            <w:tcW w:w="1944" w:type="dxa"/>
             <w:tcMar>
               <w:top w:w="60" w:type="dxa"/>
               <w:bottom w:w="60" w:type="dxa"/>
@@ -190,7 +190,7 @@
         </w:tc>
         <w:tc>
           <w:tcPr>
-            <w:tcW w:type="dxa" w:w="2088"/>
+            <w:tcW w:w="2088" w:type="dxa"/>
             <w:tcMar>
               <w:top w:w="60" w:type="dxa"/>
               <w:bottom w:w="60" w:type="dxa"/>
@@ -221,7 +221,7 @@
       <w:tr>
         <w:tc>
           <w:tcPr>
-            <w:tcW w:type="dxa" w:w="1944"/>
+            <w:tcW w:w="1944" w:type="dxa"/>
             <w:tcMar>
               <w:top w:w="60" w:type="dxa"/>
               <w:bottom w:w="60" w:type="dxa"/>
@@ -249,7 +249,7 @@
         </w:tc>
         <w:tc>
           <w:tcPr>
-            <w:tcW w:type="dxa" w:w="4320"/>
+            <w:tcW w:w="4320" w:type="dxa"/>
             <w:tcMar>
               <w:top w:w="60" w:type="dxa"/>
               <w:bottom w:w="60" w:type="dxa"/>
@@ -276,7 +276,7 @@
         </w:tc>
         <w:tc>
           <w:tcPr>
-            <w:tcW w:type="dxa" w:w="1944"/>
+            <w:tcW w:w="1944" w:type="dxa"/>
             <w:tcMar>
               <w:top w:w="60" w:type="dxa"/>
               <w:bottom w:w="60" w:type="dxa"/>
@@ -304,7 +304,7 @@
         </w:tc>
         <w:tc>
           <w:tcPr>
-            <w:tcW w:type="dxa" w:w="2088"/>
+            <w:tcW w:w="2088" w:type="dxa"/>
             <w:tcMar>
               <w:top w:w="60" w:type="dxa"/>
               <w:bottom w:w="60" w:type="dxa"/>
@@ -333,7 +333,7 @@
       <w:tr>
         <w:tc>
           <w:tcPr>
-            <w:tcW w:type="dxa" w:w="1944"/>
+            <w:tcW w:w="1944" w:type="dxa"/>
             <w:tcMar>
               <w:top w:w="60" w:type="dxa"/>
               <w:bottom w:w="60" w:type="dxa"/>
@@ -361,7 +361,7 @@
         </w:tc>
         <w:tc>
           <w:tcPr>
-            <w:tcW w:type="dxa" w:w="4320"/>
+            <w:tcW w:w="4320" w:type="dxa"/>
             <w:tcMar>
               <w:top w:w="60" w:type="dxa"/>
               <w:bottom w:w="60" w:type="dxa"/>
@@ -388,7 +388,7 @@
         </w:tc>
         <w:tc>
           <w:tcPr>
-            <w:tcW w:type="dxa" w:w="1944"/>
+            <w:tcW w:w="1944" w:type="dxa"/>
             <w:tcMar>
               <w:top w:w="60" w:type="dxa"/>
               <w:bottom w:w="60" w:type="dxa"/>
@@ -416,7 +416,7 @@
         </w:tc>
         <w:tc>
           <w:tcPr>
-            <w:tcW w:type="dxa" w:w="2088"/>
+            <w:tcW w:w="2088" w:type="dxa"/>
             <w:tcMar>
               <w:top w:w="60" w:type="dxa"/>
               <w:bottom w:w="60" w:type="dxa"/>
@@ -445,7 +445,7 @@
       <w:tr>
         <w:tc>
           <w:tcPr>
-            <w:tcW w:type="dxa" w:w="1944"/>
+            <w:tcW w:w="1944" w:type="dxa"/>
             <w:tcMar>
               <w:top w:w="60" w:type="dxa"/>
               <w:bottom w:w="60" w:type="dxa"/>
@@ -473,7 +473,7 @@
         </w:tc>
         <w:tc>
           <w:tcPr>
-            <w:tcW w:type="dxa" w:w="4320"/>
+            <w:tcW w:w="4320" w:type="dxa"/>
             <w:tcMar>
               <w:top w:w="60" w:type="dxa"/>
               <w:bottom w:w="60" w:type="dxa"/>
@@ -500,7 +500,7 @@
         </w:tc>
         <w:tc>
           <w:tcPr>
-            <w:tcW w:type="dxa" w:w="1944"/>
+            <w:tcW w:w="1944" w:type="dxa"/>
             <w:tcMar>
               <w:top w:w="60" w:type="dxa"/>
               <w:bottom w:w="60" w:type="dxa"/>
@@ -528,7 +528,7 @@
         </w:tc>
         <w:tc>
           <w:tcPr>
-            <w:tcW w:type="dxa" w:w="2088"/>
+            <w:tcW w:w="2088" w:type="dxa"/>
             <w:tcMar>
               <w:top w:w="60" w:type="dxa"/>
               <w:bottom w:w="60" w:type="dxa"/>
@@ -579,7 +579,6 @@
     </w:p>
     <w:tbl>
       <w:tblPr>
-        <w:tblW w:type="auto" w:w="0"/>
         <w:jc w:val="center"/>
         <w:tblLook w:firstColumn="1" w:firstRow="1" w:lastColumn="0" w:lastRow="0" w:noHBand="0" w:noVBand="1" w:val="04A0"/>
         <w:tblBorders>
@@ -591,14 +590,15 @@
           <w:insideV w:val="none" w:sz="0" w:space="0" w:color="auto"/>
         </w:tblBorders>
         <w:tblLayout w:type="fixed"/>
+        <w:tblW w:w="10296" w:type="dxa"/>
       </w:tblPr>
       <w:tblGrid>
-        <w:gridCol w:w="10368"/>
+        <w:gridCol w:w="10296"/>
       </w:tblGrid>
       <w:tr>
         <w:tc>
           <w:tcPr>
-            <w:tcW w:type="dxa" w:w="10296"/>
+            <w:tcW w:w="10296" w:type="dxa"/>
             <w:shd w:val="clear" w:color="auto" w:fill="EAF1FB"/>
             <w:tcBorders>
               <w:left w:val="single" w:sz="24" w:space="0" w:color="2E6FD6"/>
@@ -728,7 +728,6 @@
     </w:p>
     <w:tbl>
       <w:tblPr>
-        <w:tblW w:type="auto" w:w="0"/>
         <w:jc w:val="center"/>
         <w:tblLook w:firstColumn="1" w:firstRow="1" w:lastColumn="0" w:lastRow="0" w:noHBand="0" w:noVBand="1" w:val="04A0"/>
         <w:tblLayout w:type="fixed"/>
@@ -740,15 +739,16 @@
           <w:insideH w:val="single" w:sz="4" w:space="0" w:color="C9D0E0"/>
           <w:insideV w:val="single" w:sz="4" w:space="0" w:color="C9D0E0"/>
         </w:tblBorders>
+        <w:tblW w:w="10296" w:type="dxa"/>
       </w:tblPr>
       <w:tblGrid>
-        <w:gridCol w:w="5184"/>
-        <w:gridCol w:w="5184"/>
+        <w:gridCol w:w="3312"/>
+        <w:gridCol w:w="6984"/>
       </w:tblGrid>
       <w:tr>
         <w:tc>
           <w:tcPr>
-            <w:tcW w:type="dxa" w:w="3312"/>
+            <w:tcW w:w="3312" w:type="dxa"/>
             <w:shd w:val="clear" w:color="auto" w:fill="E8ECF6"/>
             <w:tcMar>
               <w:top w:w="50" w:type="dxa"/>
@@ -776,7 +776,7 @@
         </w:tc>
         <w:tc>
           <w:tcPr>
-            <w:tcW w:type="dxa" w:w="6984"/>
+            <w:tcW w:w="6984" w:type="dxa"/>
             <w:shd w:val="clear" w:color="auto" w:fill="FFFFFF"/>
             <w:tcMar>
               <w:top w:w="50" w:type="dxa"/>
@@ -805,7 +805,7 @@
       <w:tr>
         <w:tc>
           <w:tcPr>
-            <w:tcW w:type="dxa" w:w="3312"/>
+            <w:tcW w:w="3312" w:type="dxa"/>
             <w:shd w:val="clear" w:color="auto" w:fill="F2F5FB"/>
             <w:tcMar>
               <w:top w:w="50" w:type="dxa"/>
@@ -833,7 +833,7 @@
         </w:tc>
         <w:tc>
           <w:tcPr>
-            <w:tcW w:type="dxa" w:w="6984"/>
+            <w:tcW w:w="6984" w:type="dxa"/>
             <w:shd w:val="clear" w:color="auto" w:fill="FAFBFE"/>
             <w:tcMar>
               <w:top w:w="50" w:type="dxa"/>
@@ -862,7 +862,7 @@
       <w:tr>
         <w:tc>
           <w:tcPr>
-            <w:tcW w:type="dxa" w:w="3312"/>
+            <w:tcW w:w="3312" w:type="dxa"/>
             <w:shd w:val="clear" w:color="auto" w:fill="E8ECF6"/>
             <w:tcMar>
               <w:top w:w="50" w:type="dxa"/>
@@ -890,7 +890,7 @@
         </w:tc>
         <w:tc>
           <w:tcPr>
-            <w:tcW w:type="dxa" w:w="6984"/>
+            <w:tcW w:w="6984" w:type="dxa"/>
             <w:shd w:val="clear" w:color="auto" w:fill="FFFFFF"/>
             <w:tcMar>
               <w:top w:w="50" w:type="dxa"/>
@@ -918,7 +918,7 @@
       <w:tr>
         <w:tc>
           <w:tcPr>
-            <w:tcW w:type="dxa" w:w="3312"/>
+            <w:tcW w:w="3312" w:type="dxa"/>
             <w:shd w:val="clear" w:color="auto" w:fill="F2F5FB"/>
             <w:tcMar>
               <w:top w:w="50" w:type="dxa"/>
@@ -946,7 +946,7 @@
         </w:tc>
         <w:tc>
           <w:tcPr>
-            <w:tcW w:type="dxa" w:w="6984"/>
+            <w:tcW w:w="6984" w:type="dxa"/>
             <w:shd w:val="clear" w:color="auto" w:fill="FAFBFE"/>
             <w:tcMar>
               <w:top w:w="50" w:type="dxa"/>
@@ -997,7 +997,6 @@
     </w:p>
     <w:tbl>
       <w:tblPr>
-        <w:tblW w:type="auto" w:w="0"/>
         <w:jc w:val="center"/>
         <w:tblLook w:firstColumn="1" w:firstRow="1" w:lastColumn="0" w:lastRow="0" w:noHBand="0" w:noVBand="1" w:val="04A0"/>
         <w:tblBorders>
@@ -1009,14 +1008,15 @@
           <w:insideV w:val="none" w:sz="0" w:space="0" w:color="auto"/>
         </w:tblBorders>
         <w:tblLayout w:type="fixed"/>
+        <w:tblW w:w="10296" w:type="dxa"/>
       </w:tblPr>
       <w:tblGrid>
-        <w:gridCol w:w="10368"/>
+        <w:gridCol w:w="10296"/>
       </w:tblGrid>
       <w:tr>
         <w:tc>
           <w:tcPr>
-            <w:tcW w:type="dxa" w:w="10296"/>
+            <w:tcW w:w="10296" w:type="dxa"/>
             <w:shd w:val="clear" w:color="auto" w:fill="ECF7EE"/>
             <w:tcBorders>
               <w:left w:val="single" w:sz="24" w:space="0" w:color="2E9E4F"/>
@@ -1154,7 +1154,6 @@
     </w:p>
     <w:tbl>
       <w:tblPr>
-        <w:tblW w:type="auto" w:w="0"/>
         <w:jc w:val="center"/>
         <w:tblLook w:firstColumn="1" w:firstRow="1" w:lastColumn="0" w:lastRow="0" w:noHBand="0" w:noVBand="1" w:val="04A0"/>
         <w:tblLayout w:type="fixed"/>
@@ -1166,15 +1165,16 @@
           <w:insideH w:val="single" w:sz="4" w:space="0" w:color="C9D0E0"/>
           <w:insideV w:val="single" w:sz="4" w:space="0" w:color="C9D0E0"/>
         </w:tblBorders>
+        <w:tblW w:w="10296" w:type="dxa"/>
       </w:tblPr>
       <w:tblGrid>
-        <w:gridCol w:w="5184"/>
-        <w:gridCol w:w="5184"/>
+        <w:gridCol w:w="3312"/>
+        <w:gridCol w:w="6984"/>
       </w:tblGrid>
       <w:tr>
         <w:tc>
           <w:tcPr>
-            <w:tcW w:type="dxa" w:w="3312"/>
+            <w:tcW w:w="3312" w:type="dxa"/>
             <w:shd w:val="clear" w:color="auto" w:fill="E8ECF6"/>
             <w:tcMar>
               <w:top w:w="50" w:type="dxa"/>
@@ -1202,7 +1202,7 @@
         </w:tc>
         <w:tc>
           <w:tcPr>
-            <w:tcW w:type="dxa" w:w="6984"/>
+            <w:tcW w:w="6984" w:type="dxa"/>
             <w:shd w:val="clear" w:color="auto" w:fill="FFFFFF"/>
             <w:tcMar>
               <w:top w:w="50" w:type="dxa"/>
@@ -1230,7 +1230,7 @@
       <w:tr>
         <w:tc>
           <w:tcPr>
-            <w:tcW w:type="dxa" w:w="3312"/>
+            <w:tcW w:w="3312" w:type="dxa"/>
             <w:shd w:val="clear" w:color="auto" w:fill="F2F5FB"/>
             <w:tcMar>
               <w:top w:w="50" w:type="dxa"/>
@@ -1258,7 +1258,7 @@
         </w:tc>
         <w:tc>
           <w:tcPr>
-            <w:tcW w:type="dxa" w:w="6984"/>
+            <w:tcW w:w="6984" w:type="dxa"/>
             <w:shd w:val="clear" w:color="auto" w:fill="FAFBFE"/>
             <w:tcMar>
               <w:top w:w="50" w:type="dxa"/>
@@ -1286,7 +1286,7 @@
       <w:tr>
         <w:tc>
           <w:tcPr>
-            <w:tcW w:type="dxa" w:w="3312"/>
+            <w:tcW w:w="3312" w:type="dxa"/>
             <w:shd w:val="clear" w:color="auto" w:fill="E8ECF6"/>
             <w:tcMar>
               <w:top w:w="50" w:type="dxa"/>
@@ -1314,7 +1314,7 @@
         </w:tc>
         <w:tc>
           <w:tcPr>
-            <w:tcW w:type="dxa" w:w="6984"/>
+            <w:tcW w:w="6984" w:type="dxa"/>
             <w:shd w:val="clear" w:color="auto" w:fill="FFFFFF"/>
             <w:tcMar>
               <w:top w:w="50" w:type="dxa"/>
@@ -1342,7 +1342,7 @@
       <w:tr>
         <w:tc>
           <w:tcPr>
-            <w:tcW w:type="dxa" w:w="3312"/>
+            <w:tcW w:w="3312" w:type="dxa"/>
             <w:shd w:val="clear" w:color="auto" w:fill="F2F5FB"/>
             <w:tcMar>
               <w:top w:w="50" w:type="dxa"/>
@@ -1370,7 +1370,7 @@
         </w:tc>
         <w:tc>
           <w:tcPr>
-            <w:tcW w:type="dxa" w:w="6984"/>
+            <w:tcW w:w="6984" w:type="dxa"/>
             <w:shd w:val="clear" w:color="auto" w:fill="FAFBFE"/>
             <w:tcMar>
               <w:top w:w="50" w:type="dxa"/>
@@ -1398,7 +1398,7 @@
       <w:tr>
         <w:tc>
           <w:tcPr>
-            <w:tcW w:type="dxa" w:w="3312"/>
+            <w:tcW w:w="3312" w:type="dxa"/>
             <w:shd w:val="clear" w:color="auto" w:fill="E8ECF6"/>
             <w:tcMar>
               <w:top w:w="50" w:type="dxa"/>
@@ -1426,7 +1426,7 @@
         </w:tc>
         <w:tc>
           <w:tcPr>
-            <w:tcW w:type="dxa" w:w="6984"/>
+            <w:tcW w:w="6984" w:type="dxa"/>
             <w:shd w:val="clear" w:color="auto" w:fill="FFFFFF"/>
             <w:tcMar>
               <w:top w:w="50" w:type="dxa"/>
@@ -1476,7 +1476,6 @@
     </w:p>
     <w:tbl>
       <w:tblPr>
-        <w:tblW w:type="auto" w:w="0"/>
         <w:jc w:val="center"/>
         <w:tblLook w:firstColumn="1" w:firstRow="1" w:lastColumn="0" w:lastRow="0" w:noHBand="0" w:noVBand="1" w:val="04A0"/>
         <w:tblBorders>
@@ -1488,14 +1487,15 @@
           <w:insideV w:val="none" w:sz="0" w:space="0" w:color="auto"/>
         </w:tblBorders>
         <w:tblLayout w:type="fixed"/>
+        <w:tblW w:w="10296" w:type="dxa"/>
       </w:tblPr>
       <w:tblGrid>
-        <w:gridCol w:w="10368"/>
+        <w:gridCol w:w="10296"/>
       </w:tblGrid>
       <w:tr>
         <w:tc>
           <w:tcPr>
-            <w:tcW w:type="dxa" w:w="10296"/>
+            <w:tcW w:w="10296" w:type="dxa"/>
             <w:shd w:val="clear" w:color="auto" w:fill="FDF3E7"/>
             <w:tcBorders>
               <w:left w:val="single" w:sz="24" w:space="0" w:color="D9822B"/>
@@ -1641,7 +1641,6 @@
     </w:p>
     <w:tbl>
       <w:tblPr>
-        <w:tblW w:type="auto" w:w="0"/>
         <w:jc w:val="center"/>
         <w:tblLook w:firstColumn="1" w:firstRow="1" w:lastColumn="0" w:lastRow="0" w:noHBand="0" w:noVBand="1" w:val="04A0"/>
         <w:tblBorders>
@@ -1653,14 +1652,15 @@
           <w:insideV w:val="none" w:sz="0" w:space="0" w:color="auto"/>
         </w:tblBorders>
         <w:tblLayout w:type="fixed"/>
+        <w:tblW w:w="10296" w:type="dxa"/>
       </w:tblPr>
       <w:tblGrid>
-        <w:gridCol w:w="10368"/>
+        <w:gridCol w:w="10296"/>
       </w:tblGrid>
       <w:tr>
         <w:tc>
           <w:tcPr>
-            <w:tcW w:type="dxa" w:w="10296"/>
+            <w:tcW w:w="10296" w:type="dxa"/>
             <w:shd w:val="clear" w:color="auto" w:fill="EDF0F7"/>
             <w:tcBorders>
               <w:left w:val="single" w:sz="30" w:space="0" w:color="1F2A56"/>
@@ -1750,7 +1750,6 @@
     </w:tbl>
     <w:tbl>
       <w:tblPr>
-        <w:tblW w:type="auto" w:w="0"/>
         <w:jc w:val="center"/>
         <w:tblLook w:firstColumn="1" w:firstRow="1" w:lastColumn="0" w:lastRow="0" w:noHBand="0" w:noVBand="1" w:val="04A0"/>
         <w:tblLayout w:type="fixed"/>
@@ -1762,12 +1761,13 @@
           <w:insideH w:val="single" w:sz="4" w:space="0" w:color="C9D0E0"/>
           <w:insideV w:val="single" w:sz="4" w:space="0" w:color="C9D0E0"/>
         </w:tblBorders>
+        <w:tblW w:w="10296" w:type="dxa"/>
       </w:tblPr>
       <w:tblGrid>
-        <w:gridCol w:w="2592"/>
-        <w:gridCol w:w="2592"/>
-        <w:gridCol w:w="2592"/>
-        <w:gridCol w:w="2592"/>
+        <w:gridCol w:w="605"/>
+        <w:gridCol w:w="3384"/>
+        <w:gridCol w:w="3096"/>
+        <w:gridCol w:w="3211"/>
       </w:tblGrid>
       <w:tr>
         <w:trPr>
@@ -1775,7 +1775,7 @@
         </w:trPr>
         <w:tc>
           <w:tcPr>
-            <w:tcW w:type="dxa" w:w="605"/>
+            <w:tcW w:w="605" w:type="dxa"/>
             <w:shd w:val="clear" w:color="auto" w:fill="1F2A56"/>
             <w:tcMar>
               <w:top w:w="60" w:type="dxa"/>
@@ -1804,7 +1804,7 @@
         </w:tc>
         <w:tc>
           <w:tcPr>
-            <w:tcW w:type="dxa" w:w="3384"/>
+            <w:tcW w:w="3384" w:type="dxa"/>
             <w:shd w:val="clear" w:color="auto" w:fill="1F2A56"/>
             <w:tcMar>
               <w:top w:w="60" w:type="dxa"/>
@@ -1833,7 +1833,7 @@
         </w:tc>
         <w:tc>
           <w:tcPr>
-            <w:tcW w:type="dxa" w:w="3096"/>
+            <w:tcW w:w="3096" w:type="dxa"/>
             <w:shd w:val="clear" w:color="auto" w:fill="1F2A56"/>
             <w:tcMar>
               <w:top w:w="60" w:type="dxa"/>
@@ -1862,7 +1862,7 @@
         </w:tc>
         <w:tc>
           <w:tcPr>
-            <w:tcW w:type="dxa" w:w="3211"/>
+            <w:tcW w:w="3211" w:type="dxa"/>
             <w:shd w:val="clear" w:color="auto" w:fill="1F2A56"/>
             <w:tcMar>
               <w:top w:w="60" w:type="dxa"/>
@@ -1893,7 +1893,7 @@
       <w:tr>
         <w:tc>
           <w:tcPr>
-            <w:tcW w:type="dxa" w:w="2592"/>
+            <w:tcW w:type="dxa" w:w="605"/>
             <w:shd w:val="clear" w:color="auto" w:fill="EEF1F8"/>
             <w:tcMar>
               <w:top w:w="55" w:type="dxa"/>
@@ -1922,7 +1922,7 @@
         </w:tc>
         <w:tc>
           <w:tcPr>
-            <w:tcW w:type="dxa" w:w="2592"/>
+            <w:tcW w:type="dxa" w:w="3384"/>
             <w:shd w:val="clear" w:color="auto" w:fill="EEF1F8"/>
             <w:tcMar>
               <w:top w:w="55" w:type="dxa"/>
@@ -1948,7 +1948,7 @@
         </w:tc>
         <w:tc>
           <w:tcPr>
-            <w:tcW w:type="dxa" w:w="2592"/>
+            <w:tcW w:type="dxa" w:w="3096"/>
             <w:shd w:val="clear" w:color="auto" w:fill="EEF1F8"/>
             <w:tcMar>
               <w:top w:w="55" w:type="dxa"/>
@@ -1976,7 +1976,7 @@
         </w:tc>
         <w:tc>
           <w:tcPr>
-            <w:tcW w:type="dxa" w:w="2592"/>
+            <w:tcW w:type="dxa" w:w="3211"/>
             <w:shd w:val="clear" w:color="auto" w:fill="EEF1F8"/>
             <w:tcMar>
               <w:top w:w="55" w:type="dxa"/>
@@ -2005,7 +2005,7 @@
       <w:tr>
         <w:tc>
           <w:tcPr>
-            <w:tcW w:type="dxa" w:w="2592"/>
+            <w:tcW w:type="dxa" w:w="605"/>
             <w:shd w:val="clear" w:color="auto" w:fill="FFFFFF"/>
             <w:tcMar>
               <w:top w:w="55" w:type="dxa"/>
@@ -2034,7 +2034,7 @@
         </w:tc>
         <w:tc>
           <w:tcPr>
-            <w:tcW w:type="dxa" w:w="2592"/>
+            <w:tcW w:type="dxa" w:w="3384"/>
             <w:shd w:val="clear" w:color="auto" w:fill="FFFFFF"/>
             <w:tcMar>
               <w:top w:w="55" w:type="dxa"/>
@@ -2060,7 +2060,7 @@
         </w:tc>
         <w:tc>
           <w:tcPr>
-            <w:tcW w:type="dxa" w:w="2592"/>
+            <w:tcW w:type="dxa" w:w="3096"/>
             <w:shd w:val="clear" w:color="auto" w:fill="FFFFFF"/>
             <w:tcMar>
               <w:top w:w="55" w:type="dxa"/>
@@ -2088,7 +2088,7 @@
         </w:tc>
         <w:tc>
           <w:tcPr>
-            <w:tcW w:type="dxa" w:w="2592"/>
+            <w:tcW w:type="dxa" w:w="3211"/>
             <w:shd w:val="clear" w:color="auto" w:fill="FFFFFF"/>
             <w:tcMar>
               <w:top w:w="55" w:type="dxa"/>
@@ -2117,7 +2117,7 @@
       <w:tr>
         <w:tc>
           <w:tcPr>
-            <w:tcW w:type="dxa" w:w="2592"/>
+            <w:tcW w:type="dxa" w:w="605"/>
             <w:shd w:val="clear" w:color="auto" w:fill="EEF1F8"/>
             <w:tcMar>
               <w:top w:w="55" w:type="dxa"/>
@@ -2146,7 +2146,7 @@
         </w:tc>
         <w:tc>
           <w:tcPr>
-            <w:tcW w:type="dxa" w:w="2592"/>
+            <w:tcW w:type="dxa" w:w="3384"/>
             <w:shd w:val="clear" w:color="auto" w:fill="EEF1F8"/>
             <w:tcMar>
               <w:top w:w="55" w:type="dxa"/>
@@ -2172,7 +2172,7 @@
         </w:tc>
         <w:tc>
           <w:tcPr>
-            <w:tcW w:type="dxa" w:w="2592"/>
+            <w:tcW w:type="dxa" w:w="3096"/>
             <w:shd w:val="clear" w:color="auto" w:fill="EEF1F8"/>
             <w:tcMar>
               <w:top w:w="55" w:type="dxa"/>
@@ -2200,7 +2200,7 @@
         </w:tc>
         <w:tc>
           <w:tcPr>
-            <w:tcW w:type="dxa" w:w="2592"/>
+            <w:tcW w:type="dxa" w:w="3211"/>
             <w:shd w:val="clear" w:color="auto" w:fill="EEF1F8"/>
             <w:tcMar>
               <w:top w:w="55" w:type="dxa"/>
@@ -2234,7 +2234,6 @@
     </w:p>
     <w:tbl>
       <w:tblPr>
-        <w:tblW w:type="auto" w:w="0"/>
         <w:jc w:val="center"/>
         <w:tblLook w:firstColumn="1" w:firstRow="1" w:lastColumn="0" w:lastRow="0" w:noHBand="0" w:noVBand="1" w:val="04A0"/>
         <w:tblBorders>
@@ -2246,14 +2245,15 @@
           <w:insideV w:val="none" w:sz="0" w:space="0" w:color="auto"/>
         </w:tblBorders>
         <w:tblLayout w:type="fixed"/>
+        <w:tblW w:w="10296" w:type="dxa"/>
       </w:tblPr>
       <w:tblGrid>
-        <w:gridCol w:w="10368"/>
+        <w:gridCol w:w="10296"/>
       </w:tblGrid>
       <w:tr>
         <w:tc>
           <w:tcPr>
-            <w:tcW w:type="dxa" w:w="10296"/>
+            <w:tcW w:w="10296" w:type="dxa"/>
             <w:shd w:val="clear" w:color="auto" w:fill="EDF0F7"/>
             <w:tcBorders>
               <w:left w:val="single" w:sz="30" w:space="0" w:color="1F2A56"/>
@@ -2343,7 +2343,6 @@
     </w:tbl>
     <w:tbl>
       <w:tblPr>
-        <w:tblW w:type="auto" w:w="0"/>
         <w:jc w:val="center"/>
         <w:tblLook w:firstColumn="1" w:firstRow="1" w:lastColumn="0" w:lastRow="0" w:noHBand="0" w:noVBand="1" w:val="04A0"/>
         <w:tblLayout w:type="fixed"/>
@@ -2355,12 +2354,13 @@
           <w:insideH w:val="single" w:sz="4" w:space="0" w:color="C9D0E0"/>
           <w:insideV w:val="single" w:sz="4" w:space="0" w:color="C9D0E0"/>
         </w:tblBorders>
+        <w:tblW w:w="10296" w:type="dxa"/>
       </w:tblPr>
       <w:tblGrid>
-        <w:gridCol w:w="2592"/>
-        <w:gridCol w:w="2592"/>
-        <w:gridCol w:w="2592"/>
-        <w:gridCol w:w="2592"/>
+        <w:gridCol w:w="605"/>
+        <w:gridCol w:w="3384"/>
+        <w:gridCol w:w="3096"/>
+        <w:gridCol w:w="3211"/>
       </w:tblGrid>
       <w:tr>
         <w:trPr>
@@ -2368,7 +2368,7 @@
         </w:trPr>
         <w:tc>
           <w:tcPr>
-            <w:tcW w:type="dxa" w:w="605"/>
+            <w:tcW w:w="605" w:type="dxa"/>
             <w:shd w:val="clear" w:color="auto" w:fill="1F2A56"/>
             <w:tcMar>
               <w:top w:w="60" w:type="dxa"/>
@@ -2397,7 +2397,7 @@
         </w:tc>
         <w:tc>
           <w:tcPr>
-            <w:tcW w:type="dxa" w:w="3384"/>
+            <w:tcW w:w="3384" w:type="dxa"/>
             <w:shd w:val="clear" w:color="auto" w:fill="1F2A56"/>
             <w:tcMar>
               <w:top w:w="60" w:type="dxa"/>
@@ -2426,7 +2426,7 @@
         </w:tc>
         <w:tc>
           <w:tcPr>
-            <w:tcW w:type="dxa" w:w="3096"/>
+            <w:tcW w:w="3096" w:type="dxa"/>
             <w:shd w:val="clear" w:color="auto" w:fill="1F2A56"/>
             <w:tcMar>
               <w:top w:w="60" w:type="dxa"/>
@@ -2455,7 +2455,7 @@
         </w:tc>
         <w:tc>
           <w:tcPr>
-            <w:tcW w:type="dxa" w:w="3211"/>
+            <w:tcW w:w="3211" w:type="dxa"/>
             <w:shd w:val="clear" w:color="auto" w:fill="1F2A56"/>
             <w:tcMar>
               <w:top w:w="60" w:type="dxa"/>
@@ -2486,7 +2486,7 @@
       <w:tr>
         <w:tc>
           <w:tcPr>
-            <w:tcW w:type="dxa" w:w="2592"/>
+            <w:tcW w:type="dxa" w:w="605"/>
             <w:shd w:val="clear" w:color="auto" w:fill="EEF1F8"/>
             <w:tcMar>
               <w:top w:w="55" w:type="dxa"/>
@@ -2515,7 +2515,7 @@
         </w:tc>
         <w:tc>
           <w:tcPr>
-            <w:tcW w:type="dxa" w:w="2592"/>
+            <w:tcW w:type="dxa" w:w="3384"/>
             <w:shd w:val="clear" w:color="auto" w:fill="EEF1F8"/>
             <w:tcMar>
               <w:top w:w="55" w:type="dxa"/>
@@ -2541,7 +2541,7 @@
         </w:tc>
         <w:tc>
           <w:tcPr>
-            <w:tcW w:type="dxa" w:w="2592"/>
+            <w:tcW w:type="dxa" w:w="3096"/>
             <w:shd w:val="clear" w:color="auto" w:fill="EEF1F8"/>
             <w:tcMar>
               <w:top w:w="55" w:type="dxa"/>
@@ -2569,7 +2569,7 @@
         </w:tc>
         <w:tc>
           <w:tcPr>
-            <w:tcW w:type="dxa" w:w="2592"/>
+            <w:tcW w:type="dxa" w:w="3211"/>
             <w:shd w:val="clear" w:color="auto" w:fill="EEF1F8"/>
             <w:tcMar>
               <w:top w:w="55" w:type="dxa"/>
@@ -2598,7 +2598,7 @@
       <w:tr>
         <w:tc>
           <w:tcPr>
-            <w:tcW w:type="dxa" w:w="2592"/>
+            <w:tcW w:type="dxa" w:w="605"/>
             <w:shd w:val="clear" w:color="auto" w:fill="FFFFFF"/>
             <w:tcMar>
               <w:top w:w="55" w:type="dxa"/>
@@ -2627,7 +2627,7 @@
         </w:tc>
         <w:tc>
           <w:tcPr>
-            <w:tcW w:type="dxa" w:w="2592"/>
+            <w:tcW w:type="dxa" w:w="3384"/>
             <w:shd w:val="clear" w:color="auto" w:fill="FFFFFF"/>
             <w:tcMar>
               <w:top w:w="55" w:type="dxa"/>
@@ -2653,7 +2653,7 @@
         </w:tc>
         <w:tc>
           <w:tcPr>
-            <w:tcW w:type="dxa" w:w="2592"/>
+            <w:tcW w:type="dxa" w:w="3096"/>
             <w:shd w:val="clear" w:color="auto" w:fill="FFFFFF"/>
             <w:tcMar>
               <w:top w:w="55" w:type="dxa"/>
@@ -2681,7 +2681,7 @@
         </w:tc>
         <w:tc>
           <w:tcPr>
-            <w:tcW w:type="dxa" w:w="2592"/>
+            <w:tcW w:type="dxa" w:w="3211"/>
             <w:shd w:val="clear" w:color="auto" w:fill="FFFFFF"/>
             <w:tcMar>
               <w:top w:w="55" w:type="dxa"/>
@@ -2710,7 +2710,7 @@
       <w:tr>
         <w:tc>
           <w:tcPr>
-            <w:tcW w:type="dxa" w:w="2592"/>
+            <w:tcW w:type="dxa" w:w="605"/>
             <w:shd w:val="clear" w:color="auto" w:fill="EEF1F8"/>
             <w:tcMar>
               <w:top w:w="55" w:type="dxa"/>
@@ -2739,7 +2739,7 @@
         </w:tc>
         <w:tc>
           <w:tcPr>
-            <w:tcW w:type="dxa" w:w="2592"/>
+            <w:tcW w:type="dxa" w:w="3384"/>
             <w:shd w:val="clear" w:color="auto" w:fill="EEF1F8"/>
             <w:tcMar>
               <w:top w:w="55" w:type="dxa"/>
@@ -2765,7 +2765,7 @@
         </w:tc>
         <w:tc>
           <w:tcPr>
-            <w:tcW w:type="dxa" w:w="2592"/>
+            <w:tcW w:type="dxa" w:w="3096"/>
             <w:shd w:val="clear" w:color="auto" w:fill="EEF1F8"/>
             <w:tcMar>
               <w:top w:w="55" w:type="dxa"/>
@@ -2793,7 +2793,7 @@
         </w:tc>
         <w:tc>
           <w:tcPr>
-            <w:tcW w:type="dxa" w:w="2592"/>
+            <w:tcW w:type="dxa" w:w="3211"/>
             <w:shd w:val="clear" w:color="auto" w:fill="EEF1F8"/>
             <w:tcMar>
               <w:top w:w="55" w:type="dxa"/>
@@ -2827,7 +2827,6 @@
     </w:p>
     <w:tbl>
       <w:tblPr>
-        <w:tblW w:type="auto" w:w="0"/>
         <w:jc w:val="center"/>
         <w:tblLook w:firstColumn="1" w:firstRow="1" w:lastColumn="0" w:lastRow="0" w:noHBand="0" w:noVBand="1" w:val="04A0"/>
         <w:tblBorders>
@@ -2839,14 +2838,15 @@
           <w:insideV w:val="none" w:sz="0" w:space="0" w:color="auto"/>
         </w:tblBorders>
         <w:tblLayout w:type="fixed"/>
+        <w:tblW w:w="10296" w:type="dxa"/>
       </w:tblPr>
       <w:tblGrid>
-        <w:gridCol w:w="10368"/>
+        <w:gridCol w:w="10296"/>
       </w:tblGrid>
       <w:tr>
         <w:tc>
           <w:tcPr>
-            <w:tcW w:type="dxa" w:w="10296"/>
+            <w:tcW w:w="10296" w:type="dxa"/>
             <w:shd w:val="clear" w:color="auto" w:fill="EDF0F7"/>
             <w:tcBorders>
               <w:left w:val="single" w:sz="30" w:space="0" w:color="1F2A56"/>
@@ -2936,7 +2936,6 @@
     </w:tbl>
     <w:tbl>
       <w:tblPr>
-        <w:tblW w:type="auto" w:w="0"/>
         <w:jc w:val="center"/>
         <w:tblLook w:firstColumn="1" w:firstRow="1" w:lastColumn="0" w:lastRow="0" w:noHBand="0" w:noVBand="1" w:val="04A0"/>
         <w:tblLayout w:type="fixed"/>
@@ -2948,12 +2947,13 @@
           <w:insideH w:val="single" w:sz="4" w:space="0" w:color="C9D0E0"/>
           <w:insideV w:val="single" w:sz="4" w:space="0" w:color="C9D0E0"/>
         </w:tblBorders>
+        <w:tblW w:w="10296" w:type="dxa"/>
       </w:tblPr>
       <w:tblGrid>
-        <w:gridCol w:w="2592"/>
-        <w:gridCol w:w="2592"/>
-        <w:gridCol w:w="2592"/>
-        <w:gridCol w:w="2592"/>
+        <w:gridCol w:w="605"/>
+        <w:gridCol w:w="3384"/>
+        <w:gridCol w:w="3096"/>
+        <w:gridCol w:w="3211"/>
       </w:tblGrid>
       <w:tr>
         <w:trPr>
@@ -2961,7 +2961,7 @@
         </w:trPr>
         <w:tc>
           <w:tcPr>
-            <w:tcW w:type="dxa" w:w="605"/>
+            <w:tcW w:w="605" w:type="dxa"/>
             <w:shd w:val="clear" w:color="auto" w:fill="1F2A56"/>
             <w:tcMar>
               <w:top w:w="60" w:type="dxa"/>
@@ -2990,7 +2990,7 @@
         </w:tc>
         <w:tc>
           <w:tcPr>
-            <w:tcW w:type="dxa" w:w="3384"/>
+            <w:tcW w:w="3384" w:type="dxa"/>
             <w:shd w:val="clear" w:color="auto" w:fill="1F2A56"/>
             <w:tcMar>
               <w:top w:w="60" w:type="dxa"/>
@@ -3019,7 +3019,7 @@
         </w:tc>
         <w:tc>
           <w:tcPr>
-            <w:tcW w:type="dxa" w:w="3096"/>
+            <w:tcW w:w="3096" w:type="dxa"/>
             <w:shd w:val="clear" w:color="auto" w:fill="1F2A56"/>
             <w:tcMar>
               <w:top w:w="60" w:type="dxa"/>
@@ -3048,7 +3048,7 @@
         </w:tc>
         <w:tc>
           <w:tcPr>
-            <w:tcW w:type="dxa" w:w="3211"/>
+            <w:tcW w:w="3211" w:type="dxa"/>
             <w:shd w:val="clear" w:color="auto" w:fill="1F2A56"/>
             <w:tcMar>
               <w:top w:w="60" w:type="dxa"/>
@@ -3079,7 +3079,7 @@
       <w:tr>
         <w:tc>
           <w:tcPr>
-            <w:tcW w:type="dxa" w:w="2592"/>
+            <w:tcW w:type="dxa" w:w="605"/>
             <w:shd w:val="clear" w:color="auto" w:fill="EEF1F8"/>
             <w:tcMar>
               <w:top w:w="55" w:type="dxa"/>
@@ -3108,7 +3108,7 @@
         </w:tc>
         <w:tc>
           <w:tcPr>
-            <w:tcW w:type="dxa" w:w="2592"/>
+            <w:tcW w:type="dxa" w:w="3384"/>
             <w:shd w:val="clear" w:color="auto" w:fill="EEF1F8"/>
             <w:tcMar>
               <w:top w:w="55" w:type="dxa"/>
@@ -3134,7 +3134,7 @@
         </w:tc>
         <w:tc>
           <w:tcPr>
-            <w:tcW w:type="dxa" w:w="2592"/>
+            <w:tcW w:type="dxa" w:w="3096"/>
             <w:shd w:val="clear" w:color="auto" w:fill="EEF1F8"/>
             <w:tcMar>
               <w:top w:w="55" w:type="dxa"/>
@@ -3162,7 +3162,7 @@
         </w:tc>
         <w:tc>
           <w:tcPr>
-            <w:tcW w:type="dxa" w:w="2592"/>
+            <w:tcW w:type="dxa" w:w="3211"/>
             <w:shd w:val="clear" w:color="auto" w:fill="EEF1F8"/>
             <w:tcMar>
               <w:top w:w="55" w:type="dxa"/>
@@ -3191,7 +3191,7 @@
       <w:tr>
         <w:tc>
           <w:tcPr>
-            <w:tcW w:type="dxa" w:w="2592"/>
+            <w:tcW w:type="dxa" w:w="605"/>
             <w:shd w:val="clear" w:color="auto" w:fill="FFFFFF"/>
             <w:tcMar>
               <w:top w:w="55" w:type="dxa"/>
@@ -3220,7 +3220,7 @@
         </w:tc>
         <w:tc>
           <w:tcPr>
-            <w:tcW w:type="dxa" w:w="2592"/>
+            <w:tcW w:type="dxa" w:w="3384"/>
             <w:shd w:val="clear" w:color="auto" w:fill="FFFFFF"/>
             <w:tcMar>
               <w:top w:w="55" w:type="dxa"/>
@@ -3246,7 +3246,7 @@
         </w:tc>
         <w:tc>
           <w:tcPr>
-            <w:tcW w:type="dxa" w:w="2592"/>
+            <w:tcW w:type="dxa" w:w="3096"/>
             <w:shd w:val="clear" w:color="auto" w:fill="FFFFFF"/>
             <w:tcMar>
               <w:top w:w="55" w:type="dxa"/>
@@ -3274,7 +3274,7 @@
         </w:tc>
         <w:tc>
           <w:tcPr>
-            <w:tcW w:type="dxa" w:w="2592"/>
+            <w:tcW w:type="dxa" w:w="3211"/>
             <w:shd w:val="clear" w:color="auto" w:fill="FFFFFF"/>
             <w:tcMar>
               <w:top w:w="55" w:type="dxa"/>
@@ -3303,7 +3303,7 @@
       <w:tr>
         <w:tc>
           <w:tcPr>
-            <w:tcW w:type="dxa" w:w="2592"/>
+            <w:tcW w:type="dxa" w:w="605"/>
             <w:shd w:val="clear" w:color="auto" w:fill="EEF1F8"/>
             <w:tcMar>
               <w:top w:w="55" w:type="dxa"/>
@@ -3332,7 +3332,7 @@
         </w:tc>
         <w:tc>
           <w:tcPr>
-            <w:tcW w:type="dxa" w:w="2592"/>
+            <w:tcW w:type="dxa" w:w="3384"/>
             <w:shd w:val="clear" w:color="auto" w:fill="EEF1F8"/>
             <w:tcMar>
               <w:top w:w="55" w:type="dxa"/>
@@ -3358,7 +3358,7 @@
         </w:tc>
         <w:tc>
           <w:tcPr>
-            <w:tcW w:type="dxa" w:w="2592"/>
+            <w:tcW w:type="dxa" w:w="3096"/>
             <w:shd w:val="clear" w:color="auto" w:fill="EEF1F8"/>
             <w:tcMar>
               <w:top w:w="55" w:type="dxa"/>
@@ -3386,7 +3386,7 @@
         </w:tc>
         <w:tc>
           <w:tcPr>
-            <w:tcW w:type="dxa" w:w="2592"/>
+            <w:tcW w:type="dxa" w:w="3211"/>
             <w:shd w:val="clear" w:color="auto" w:fill="EEF1F8"/>
             <w:tcMar>
               <w:top w:w="55" w:type="dxa"/>
@@ -3420,7 +3420,6 @@
     </w:p>
     <w:tbl>
       <w:tblPr>
-        <w:tblW w:type="auto" w:w="0"/>
         <w:jc w:val="center"/>
         <w:tblLook w:firstColumn="1" w:firstRow="1" w:lastColumn="0" w:lastRow="0" w:noHBand="0" w:noVBand="1" w:val="04A0"/>
         <w:tblBorders>
@@ -3432,14 +3431,15 @@
           <w:insideV w:val="none" w:sz="0" w:space="0" w:color="auto"/>
         </w:tblBorders>
         <w:tblLayout w:type="fixed"/>
+        <w:tblW w:w="10296" w:type="dxa"/>
       </w:tblPr>
       <w:tblGrid>
-        <w:gridCol w:w="10368"/>
+        <w:gridCol w:w="10296"/>
       </w:tblGrid>
       <w:tr>
         <w:tc>
           <w:tcPr>
-            <w:tcW w:type="dxa" w:w="10296"/>
+            <w:tcW w:w="10296" w:type="dxa"/>
             <w:shd w:val="clear" w:color="auto" w:fill="EDF0F7"/>
             <w:tcBorders>
               <w:left w:val="single" w:sz="30" w:space="0" w:color="1F2A56"/>
@@ -3529,7 +3529,6 @@
     </w:tbl>
     <w:tbl>
       <w:tblPr>
-        <w:tblW w:type="auto" w:w="0"/>
         <w:jc w:val="center"/>
         <w:tblLook w:firstColumn="1" w:firstRow="1" w:lastColumn="0" w:lastRow="0" w:noHBand="0" w:noVBand="1" w:val="04A0"/>
         <w:tblLayout w:type="fixed"/>
@@ -3541,12 +3540,13 @@
           <w:insideH w:val="single" w:sz="4" w:space="0" w:color="C9D0E0"/>
           <w:insideV w:val="single" w:sz="4" w:space="0" w:color="C9D0E0"/>
         </w:tblBorders>
+        <w:tblW w:w="10296" w:type="dxa"/>
       </w:tblPr>
       <w:tblGrid>
-        <w:gridCol w:w="2592"/>
-        <w:gridCol w:w="2592"/>
-        <w:gridCol w:w="2592"/>
-        <w:gridCol w:w="2592"/>
+        <w:gridCol w:w="605"/>
+        <w:gridCol w:w="3384"/>
+        <w:gridCol w:w="3096"/>
+        <w:gridCol w:w="3211"/>
       </w:tblGrid>
       <w:tr>
         <w:trPr>
@@ -3554,7 +3554,7 @@
         </w:trPr>
         <w:tc>
           <w:tcPr>
-            <w:tcW w:type="dxa" w:w="605"/>
+            <w:tcW w:w="605" w:type="dxa"/>
             <w:shd w:val="clear" w:color="auto" w:fill="1F2A56"/>
             <w:tcMar>
               <w:top w:w="60" w:type="dxa"/>
@@ -3583,7 +3583,7 @@
         </w:tc>
         <w:tc>
           <w:tcPr>
-            <w:tcW w:type="dxa" w:w="3384"/>
+            <w:tcW w:w="3384" w:type="dxa"/>
             <w:shd w:val="clear" w:color="auto" w:fill="1F2A56"/>
             <w:tcMar>
               <w:top w:w="60" w:type="dxa"/>
@@ -3612,7 +3612,7 @@
         </w:tc>
         <w:tc>
           <w:tcPr>
-            <w:tcW w:type="dxa" w:w="3096"/>
+            <w:tcW w:w="3096" w:type="dxa"/>
             <w:shd w:val="clear" w:color="auto" w:fill="1F2A56"/>
             <w:tcMar>
               <w:top w:w="60" w:type="dxa"/>
@@ -3641,7 +3641,7 @@
         </w:tc>
         <w:tc>
           <w:tcPr>
-            <w:tcW w:type="dxa" w:w="3211"/>
+            <w:tcW w:w="3211" w:type="dxa"/>
             <w:shd w:val="clear" w:color="auto" w:fill="1F2A56"/>
             <w:tcMar>
               <w:top w:w="60" w:type="dxa"/>
@@ -3672,7 +3672,7 @@
       <w:tr>
         <w:tc>
           <w:tcPr>
-            <w:tcW w:type="dxa" w:w="2592"/>
+            <w:tcW w:type="dxa" w:w="605"/>
             <w:shd w:val="clear" w:color="auto" w:fill="EEF1F8"/>
             <w:tcMar>
               <w:top w:w="55" w:type="dxa"/>
@@ -3701,7 +3701,7 @@
         </w:tc>
         <w:tc>
           <w:tcPr>
-            <w:tcW w:type="dxa" w:w="2592"/>
+            <w:tcW w:type="dxa" w:w="3384"/>
             <w:shd w:val="clear" w:color="auto" w:fill="EEF1F8"/>
             <w:tcMar>
               <w:top w:w="55" w:type="dxa"/>
@@ -3727,7 +3727,7 @@
         </w:tc>
         <w:tc>
           <w:tcPr>
-            <w:tcW w:type="dxa" w:w="2592"/>
+            <w:tcW w:type="dxa" w:w="3096"/>
             <w:shd w:val="clear" w:color="auto" w:fill="EEF1F8"/>
             <w:tcMar>
               <w:top w:w="55" w:type="dxa"/>
@@ -3755,7 +3755,7 @@
         </w:tc>
         <w:tc>
           <w:tcPr>
-            <w:tcW w:type="dxa" w:w="2592"/>
+            <w:tcW w:type="dxa" w:w="3211"/>
             <w:shd w:val="clear" w:color="auto" w:fill="EEF1F8"/>
             <w:tcMar>
               <w:top w:w="55" w:type="dxa"/>
@@ -3784,7 +3784,7 @@
       <w:tr>
         <w:tc>
           <w:tcPr>
-            <w:tcW w:type="dxa" w:w="2592"/>
+            <w:tcW w:type="dxa" w:w="605"/>
             <w:shd w:val="clear" w:color="auto" w:fill="FFFFFF"/>
             <w:tcMar>
               <w:top w:w="55" w:type="dxa"/>
@@ -3813,7 +3813,7 @@
         </w:tc>
         <w:tc>
           <w:tcPr>
-            <w:tcW w:type="dxa" w:w="2592"/>
+            <w:tcW w:type="dxa" w:w="3384"/>
             <w:shd w:val="clear" w:color="auto" w:fill="FFFFFF"/>
             <w:tcMar>
               <w:top w:w="55" w:type="dxa"/>
@@ -3839,7 +3839,7 @@
         </w:tc>
         <w:tc>
           <w:tcPr>
-            <w:tcW w:type="dxa" w:w="2592"/>
+            <w:tcW w:type="dxa" w:w="3096"/>
             <w:shd w:val="clear" w:color="auto" w:fill="FFFFFF"/>
             <w:tcMar>
               <w:top w:w="55" w:type="dxa"/>
@@ -3867,7 +3867,7 @@
         </w:tc>
         <w:tc>
           <w:tcPr>
-            <w:tcW w:type="dxa" w:w="2592"/>
+            <w:tcW w:type="dxa" w:w="3211"/>
             <w:shd w:val="clear" w:color="auto" w:fill="FFFFFF"/>
             <w:tcMar>
               <w:top w:w="55" w:type="dxa"/>
